--- a/templates/Annexure_C.docx
+++ b/templates/Annexure_C.docx
@@ -216,44 +216,7 @@
                 <w:shd w:fill="auto" w:val="clear"/>
                 <w:vertAlign w:val="baseline"/>
               </w:rPr>
-              <w:t xml:space="preserve">C.NO </w:t>
-            </w:r>
-            <w:r>
-              <w:rPr>
-                <w:rFonts w:eastAsia="Arial" w:cs="Arial"/>
-                <w:sz w:val="20"/>
-                <w:szCs w:val="20"/>
-              </w:rPr>
-              <w:t>{{ container_no }}</w:t>
-            </w:r>
-            <w:r>
-              <w:rPr>
-                <w:rFonts w:eastAsia="Arial" w:cs="Arial"/>
-                <w:b w:val="false"/>
-                <w:bCs w:val="false"/>
-                <w:i w:val="false"/>
-                <w:iCs w:val="false"/>
-                <w:caps w:val="false"/>
-                <w:smallCaps w:val="false"/>
-                <w:strike w:val="false"/>
-                <w:dstrike w:val="false"/>
-                <w:position w:val="0"/>
-                <w:sz w:val="20"/>
-                <w:sz w:val="20"/>
-                <w:szCs w:val="20"/>
-                <w:u w:val="none"/>
-                <w:shd w:fill="auto" w:val="clear"/>
-                <w:vertAlign w:val="baseline"/>
-              </w:rPr>
-              <w:t xml:space="preserve"> DT </w:t>
-            </w:r>
-            <w:r>
-              <w:rPr>
-                <w:rFonts w:eastAsia="Arial" w:cs="Arial"/>
-                <w:sz w:val="20"/>
-                <w:szCs w:val="20"/>
-              </w:rPr>
-              <w:t>{{ invoice_date }}</w:t>
+              <w:t xml:space="preserve">C.NO  DT </w:t>
             </w:r>
           </w:p>
         </w:tc>
@@ -1549,12 +1512,7 @@
               </w:rPr>
             </w:pPr>
             <w:r>
-              <w:rPr>
-                <w:rFonts w:eastAsia="Arial" w:cs="Arial"/>
-                <w:sz w:val="20"/>
-                <w:szCs w:val="20"/>
-              </w:rPr>
-              <w:t>{{ invoice_no }}</w:t>
+              <w:rPr/>
             </w:r>
           </w:p>
         </w:tc>
@@ -1639,12 +1597,7 @@
               </w:rPr>
             </w:pPr>
             <w:r>
-              <w:rPr>
-                <w:rFonts w:eastAsia="Arial" w:cs="Arial"/>
-                <w:sz w:val="20"/>
-                <w:szCs w:val="20"/>
-              </w:rPr>
-              <w:t>{{ total_packages }}</w:t>
+              <w:rPr/>
             </w:r>
           </w:p>
         </w:tc>
@@ -1730,12 +1683,7 @@
               </w:rPr>
             </w:pPr>
             <w:r>
-              <w:rPr>
-                <w:rFonts w:eastAsia="Arial" w:cs="Arial"/>
-                <w:sz w:val="18"/>
-                <w:szCs w:val="18"/>
-              </w:rPr>
-              <w:t>{{ notify_1 }}</w:t>
+              <w:rPr/>
             </w:r>
           </w:p>
         </w:tc>
@@ -2115,12 +2063,7 @@
               </w:rPr>
             </w:pPr>
             <w:r>
-              <w:rPr>
-                <w:rFonts w:eastAsia="Arial" w:cs="Arial"/>
-                <w:sz w:val="16"/>
-                <w:szCs w:val="16"/>
-              </w:rPr>
-              <w:t>{{ company_seal_no }}</w:t>
+              <w:rPr/>
             </w:r>
           </w:p>
         </w:tc>
@@ -2206,12 +2149,7 @@
               </w:rPr>
             </w:pPr>
             <w:r>
-              <w:rPr>
-                <w:rFonts w:eastAsia="Arial" w:cs="Arial"/>
-                <w:sz w:val="20"/>
-                <w:szCs w:val="20"/>
-              </w:rPr>
-              <w:t>{{ shipping_line_seal_no }}</w:t>
+              <w:rPr/>
             </w:r>
           </w:p>
         </w:tc>
@@ -2318,12 +2256,7 @@
               </w:rPr>
             </w:pPr>
             <w:r>
-              <w:rPr>
-                <w:rFonts w:eastAsia="Arial" w:cs="Arial"/>
-                <w:sz w:val="20"/>
-                <w:szCs w:val="20"/>
-              </w:rPr>
-              <w:t>{{ container_no }}</w:t>
+              <w:rPr/>
             </w:r>
           </w:p>
         </w:tc>
@@ -2411,14 +2344,7 @@
               </w:rPr>
             </w:pPr>
             <w:r>
-              <w:rPr>
-                <w:rFonts w:eastAsia="Arial" w:cs="Arial"/>
-                <w:b/>
-                <w:bCs/>
-                <w:sz w:val="20"/>
-                <w:szCs w:val="20"/>
-              </w:rPr>
-              <w:t>40' HQ</w:t>
+              <w:rPr/>
             </w:r>
           </w:p>
         </w:tc>
@@ -2503,12 +2429,7 @@
               </w:rPr>
             </w:pPr>
             <w:r>
-              <w:rPr>
-                <w:rFonts w:eastAsia="Arial" w:cs="Arial"/>
-                <w:sz w:val="20"/>
-                <w:szCs w:val="20"/>
-              </w:rPr>
-              <w:t>{{ total_packages }}</w:t>
+              <w:rPr/>
             </w:r>
           </w:p>
         </w:tc>
@@ -2596,12 +2517,7 @@
               </w:rPr>
             </w:pPr>
             <w:r>
-              <w:rPr>
-                <w:rFonts w:ascii="arial" w:hAnsi="arial"/>
-                <w:b w:val="false"/>
-                <w:bCs w:val="false"/>
-              </w:rPr>
-              <w:t>{{ vehicle_models_list }}</w:t>
+              <w:rPr/>
             </w:r>
           </w:p>
         </w:tc>
@@ -2761,8 +2677,6 @@
       <w:r>
         <w:rPr>
           <w:rFonts w:eastAsia="Arial" w:cs="Arial"/>
-          <w:b/>
-          <w:bCs/>
         </w:rPr>
       </w:r>
     </w:p>

--- a/templates/Annexure_C.docx
+++ b/templates/Annexure_C.docx
@@ -216,7 +216,7 @@
                 <w:shd w:fill="auto" w:val="clear"/>
                 <w:vertAlign w:val="baseline"/>
               </w:rPr>
-              <w:t xml:space="preserve">C.NO  DT </w:t>
+              <w:t>C.NO  DT</w:t>
             </w:r>
           </w:p>
         </w:tc>
@@ -1512,7 +1512,24 @@
               </w:rPr>
             </w:pPr>
             <w:r>
-              <w:rPr/>
+              <w:rPr>
+                <w:rFonts w:eastAsia="Arial" w:cs="Arial"/>
+                <w:b w:val="false"/>
+                <w:bCs w:val="false"/>
+                <w:i w:val="false"/>
+                <w:iCs w:val="false"/>
+                <w:caps w:val="false"/>
+                <w:smallCaps w:val="false"/>
+                <w:strike w:val="false"/>
+                <w:dstrike w:val="false"/>
+                <w:position w:val="0"/>
+                <w:sz w:val="20"/>
+                <w:sz w:val="20"/>
+                <w:szCs w:val="20"/>
+                <w:u w:val="none"/>
+                <w:shd w:fill="auto" w:val="clear"/>
+                <w:vertAlign w:val="baseline"/>
+              </w:rPr>
             </w:r>
           </w:p>
         </w:tc>
@@ -1597,7 +1614,11 @@
               </w:rPr>
             </w:pPr>
             <w:r>
-              <w:rPr/>
+              <w:rPr>
+                <w:rFonts w:eastAsia="Arial" w:cs="Arial"/>
+                <w:sz w:val="20"/>
+                <w:szCs w:val="20"/>
+              </w:rPr>
             </w:r>
           </w:p>
         </w:tc>
@@ -1683,7 +1704,11 @@
               </w:rPr>
             </w:pPr>
             <w:r>
-              <w:rPr/>
+              <w:rPr>
+                <w:rFonts w:eastAsia="Arial" w:cs="Arial"/>
+                <w:sz w:val="20"/>
+                <w:szCs w:val="20"/>
+              </w:rPr>
             </w:r>
           </w:p>
         </w:tc>
@@ -2063,7 +2088,24 @@
               </w:rPr>
             </w:pPr>
             <w:r>
-              <w:rPr/>
+              <w:rPr>
+                <w:rFonts w:eastAsia="Arial" w:cs="Arial"/>
+                <w:b w:val="false"/>
+                <w:bCs w:val="false"/>
+                <w:i w:val="false"/>
+                <w:iCs w:val="false"/>
+                <w:caps w:val="false"/>
+                <w:smallCaps w:val="false"/>
+                <w:strike w:val="false"/>
+                <w:dstrike w:val="false"/>
+                <w:position w:val="0"/>
+                <w:sz w:val="16"/>
+                <w:sz w:val="16"/>
+                <w:szCs w:val="16"/>
+                <w:u w:val="none"/>
+                <w:shd w:fill="auto" w:val="clear"/>
+                <w:vertAlign w:val="baseline"/>
+              </w:rPr>
             </w:r>
           </w:p>
         </w:tc>
@@ -2149,7 +2191,11 @@
               </w:rPr>
             </w:pPr>
             <w:r>
-              <w:rPr/>
+              <w:rPr>
+                <w:rFonts w:eastAsia="Arial" w:cs="Arial"/>
+                <w:sz w:val="20"/>
+                <w:szCs w:val="20"/>
+              </w:rPr>
             </w:r>
           </w:p>
         </w:tc>
@@ -2256,7 +2302,24 @@
               </w:rPr>
             </w:pPr>
             <w:r>
-              <w:rPr/>
+              <w:rPr>
+                <w:rFonts w:eastAsia="Arial" w:cs="Arial"/>
+                <w:b w:val="false"/>
+                <w:bCs w:val="false"/>
+                <w:i w:val="false"/>
+                <w:iCs w:val="false"/>
+                <w:caps w:val="false"/>
+                <w:smallCaps w:val="false"/>
+                <w:strike w:val="false"/>
+                <w:dstrike w:val="false"/>
+                <w:position w:val="0"/>
+                <w:sz w:val="16"/>
+                <w:sz w:val="16"/>
+                <w:szCs w:val="16"/>
+                <w:u w:val="none"/>
+                <w:shd w:fill="auto" w:val="clear"/>
+                <w:vertAlign w:val="baseline"/>
+              </w:rPr>
             </w:r>
           </w:p>
         </w:tc>
@@ -2344,7 +2407,13 @@
               </w:rPr>
             </w:pPr>
             <w:r>
-              <w:rPr/>
+              <w:rPr>
+                <w:rFonts w:eastAsia="Arial" w:cs="Arial"/>
+                <w:b/>
+                <w:bCs/>
+                <w:sz w:val="20"/>
+                <w:szCs w:val="20"/>
+              </w:rPr>
             </w:r>
           </w:p>
         </w:tc>
@@ -2429,7 +2498,11 @@
               </w:rPr>
             </w:pPr>
             <w:r>
-              <w:rPr/>
+              <w:rPr>
+                <w:rFonts w:eastAsia="Arial" w:cs="Arial"/>
+                <w:sz w:val="20"/>
+                <w:szCs w:val="20"/>
+              </w:rPr>
             </w:r>
           </w:p>
         </w:tc>
@@ -2517,7 +2590,11 @@
               </w:rPr>
             </w:pPr>
             <w:r>
-              <w:rPr/>
+              <w:rPr>
+                <w:rFonts w:ascii="arial" w:hAnsi="arial"/>
+                <w:b w:val="false"/>
+                <w:bCs w:val="false"/>
+              </w:rPr>
             </w:r>
           </w:p>
         </w:tc>
@@ -2555,7 +2632,27 @@
                 <w:sz w:val="22"/>
                 <w:szCs w:val="22"/>
               </w:rPr>
-              <w:t>For Horizon Enterprise</w:t>
+              <w:t>F</w:t>
+            </w:r>
+            <w:r>
+              <w:rPr>
+                <w:rFonts w:eastAsia="Arial" w:cs="Arial"/>
+                <w:b/>
+                <w:bCs/>
+                <w:sz w:val="22"/>
+                <w:szCs w:val="22"/>
+              </w:rPr>
+              <w:t>OR</w:t>
+            </w:r>
+            <w:r>
+              <w:rPr>
+                <w:rFonts w:eastAsia="Arial" w:cs="Arial"/>
+                <w:b/>
+                <w:bCs/>
+                <w:sz w:val="22"/>
+                <w:szCs w:val="22"/>
+              </w:rPr>
+              <w:t xml:space="preserve"> Horizon Enterprise</w:t>
               <w:br/>
             </w:r>
             <w:r>
